--- a/머신러닝-데이터분석-기초/판다스_심화와_시본_학습지.docx
+++ b/머신러닝-데이터분석-기초/판다스_심화와_시본_학습지.docx
@@ -2447,448 +2447,6 @@
         </w:tc>
       </w:tr>
     </w:tbl>
-    <w:p>
-      <w:r>
-        <w:br w:type="page"/>
-      </w:r>
-    </w:p>
-    <w:p>
-      <w:pPr>
-        <w:pStyle w:val="Heading1"/>
-      </w:pPr>
-      <w:r>
-        <w:t xml:space="preserve">6. 확인 퀴즈</w:t>
-      </w:r>
-    </w:p>
-    <w:p>
-      <w:pPr>
-        <w:spacing w:after="120" w:line="276"/>
-      </w:pPr>
-      <w:r>
-        <w:t xml:space="preserve">총 10문항. 풀어본 뒤 다음 페이지 정답으로 채점하세요.</w:t>
-      </w:r>
-    </w:p>
-    <w:p>
-      <w:pPr>
-        <w:pStyle w:val="ListParagraph"/>
-        <w:numPr>
-          <w:ilvl w:val="0"/>
-          <w:numId w:val="2"/>
-        </w:numPr>
-        <w:spacing w:after="80" w:line="264"/>
-      </w:pPr>
-      <w:r>
-        <w:t xml:space="preserve">sort_values(by=["Pclass","Age"]) 는 어떤 순서로 정렬하는가?</w:t>
-      </w:r>
-    </w:p>
-    <w:p>
-      <w:pPr>
-        <w:pStyle w:val="ListParagraph"/>
-        <w:numPr>
-          <w:ilvl w:val="0"/>
-          <w:numId w:val="2"/>
-        </w:numPr>
-        <w:spacing w:after="80" w:line="264"/>
-      </w:pPr>
-      <w:r>
-        <w:t xml:space="preserve">sort_values를 내림차순으로 하려면 어떤 인자를 주는가?</w:t>
-      </w:r>
-    </w:p>
-    <w:p>
-      <w:pPr>
-        <w:pStyle w:val="ListParagraph"/>
-        <w:numPr>
-          <w:ilvl w:val="0"/>
-          <w:numId w:val="2"/>
-        </w:numPr>
-        <w:spacing w:after="80" w:line="264"/>
-      </w:pPr>
-      <w:r>
-        <w:t xml:space="preserve">Long(긴) 형태와 Wide(넓은) 형태의 차이를 한 문장으로 설명하시오.</w:t>
-      </w:r>
-    </w:p>
-    <w:p>
-      <w:pPr>
-        <w:pStyle w:val="ListParagraph"/>
-        <w:numPr>
-          <w:ilvl w:val="0"/>
-          <w:numId w:val="2"/>
-        </w:numPr>
-        <w:spacing w:after="80" w:line="264"/>
-      </w:pPr>
-      <w:r>
-        <w:t xml:space="preserve">pivot() 과 pivot_table() 의 가장 큰 차이는?</w:t>
-      </w:r>
-    </w:p>
-    <w:p>
-      <w:pPr>
-        <w:pStyle w:val="ListParagraph"/>
-        <w:numPr>
-          <w:ilvl w:val="0"/>
-          <w:numId w:val="2"/>
-        </w:numPr>
-        <w:spacing w:after="80" w:line="264"/>
-      </w:pPr>
-      <w:r>
-        <w:t xml:space="preserve">pivot_table에서 중복된 값들을 평균으로 합치려면 어떤 인자를 무엇으로 설정하는가?</w:t>
-      </w:r>
-    </w:p>
-    <w:p>
-      <w:pPr>
-        <w:pStyle w:val="ListParagraph"/>
-        <w:numPr>
-          <w:ilvl w:val="0"/>
-          <w:numId w:val="2"/>
-        </w:numPr>
-        <w:spacing w:after="80" w:line="264"/>
-      </w:pPr>
-      <w:r>
-        <w:t xml:space="preserve">Wide 형태를 다시 Long 형태로 바꾸는 함수는?</w:t>
-      </w:r>
-    </w:p>
-    <w:p>
-      <w:pPr>
-        <w:pStyle w:val="ListParagraph"/>
-        <w:numPr>
-          <w:ilvl w:val="0"/>
-          <w:numId w:val="2"/>
-        </w:numPr>
-        <w:spacing w:after="80" w:line="264"/>
-      </w:pPr>
-      <w:r>
-        <w:t xml:space="preserve">melt에서 세로로 녹이지 않고 고정할 기준 열을 지정하는 매개변수는?</w:t>
-      </w:r>
-    </w:p>
-    <w:p>
-      <w:pPr>
-        <w:pStyle w:val="ListParagraph"/>
-        <w:numPr>
-          <w:ilvl w:val="0"/>
-          <w:numId w:val="2"/>
-        </w:numPr>
-        <w:spacing w:after="80" w:line="264"/>
-      </w:pPr>
-      <w:r>
-        <w:t xml:space="preserve">concat에서 axis=0 과 axis=1 은 각각 어떤 방향 결합인가?</w:t>
-      </w:r>
-    </w:p>
-    <w:p>
-      <w:pPr>
-        <w:pStyle w:val="ListParagraph"/>
-        <w:numPr>
-          <w:ilvl w:val="0"/>
-          <w:numId w:val="2"/>
-        </w:numPr>
-        <w:spacing w:after="80" w:line="264"/>
-      </w:pPr>
-      <w:r>
-        <w:t xml:space="preserve">concat 후 인덱스 번호를 0부터 새로 매기려면 어떤 인자를 주는가?</w:t>
-      </w:r>
-    </w:p>
-    <w:p>
-      <w:pPr>
-        <w:pStyle w:val="ListParagraph"/>
-        <w:numPr>
-          <w:ilvl w:val="0"/>
-          <w:numId w:val="2"/>
-        </w:numPr>
-        <w:spacing w:after="80" w:line="264"/>
-      </w:pPr>
-      <w:r>
-        <w:t xml:space="preserve">seaborn에서 '각 연도의 데이터 분포와 이상치'를 보려면 어떤 그래프가 적합한가?</w:t>
-      </w:r>
-    </w:p>
-    <w:p>
-      <w:r>
-        <w:br w:type="page"/>
-      </w:r>
-    </w:p>
-    <w:p>
-      <w:pPr>
-        <w:pStyle w:val="Heading1"/>
-      </w:pPr>
-      <w:r>
-        <w:t xml:space="preserve">정답 및 해설</w:t>
-      </w:r>
-    </w:p>
-    <w:p>
-      <w:pPr>
-        <w:shd w:fill="E2EFDA" w:val="clear"/>
-        <w:spacing w:after="100" w:line="264"/>
-      </w:pPr>
-      <w:r>
-        <w:rPr>
-          <w:b/>
-          <w:bCs/>
-          <w:color w:val="375623"/>
-        </w:rPr>
-        <w:t xml:space="preserve">1. </w:t>
-      </w:r>
-      <w:r>
-        <w:rPr>
-          <w:b/>
-          <w:bCs/>
-        </w:rPr>
-        <w:t xml:space="preserve">Pclass로 먼저 정렬</w:t>
-      </w:r>
-      <w:r>
-        <w:t xml:space="preserve">하고, 같은 Pclass끼리 </w:t>
-      </w:r>
-      <w:r>
-        <w:rPr>
-          <w:b/>
-          <w:bCs/>
-        </w:rPr>
-        <w:t xml:space="preserve">Age로 다시 정렬</w:t>
-      </w:r>
-      <w:r>
-        <w:t xml:space="preserve">한다. (리스트 순서 = 우선순위)</w:t>
-      </w:r>
-    </w:p>
-    <w:p>
-      <w:pPr>
-        <w:shd w:fill="E2EFDA" w:val="clear"/>
-        <w:spacing w:after="100" w:line="264"/>
-      </w:pPr>
-      <w:r>
-        <w:rPr>
-          <w:b/>
-          <w:bCs/>
-          <w:color w:val="375623"/>
-        </w:rPr>
-        <w:t xml:space="preserve">2. </w:t>
-      </w:r>
-      <w:r>
-        <w:rPr>
-          <w:b/>
-          <w:bCs/>
-        </w:rPr>
-        <w:t xml:space="preserve">ascending=False</w:t>
-      </w:r>
-      <w:r>
-        <w:t xml:space="preserve">.</w:t>
-      </w:r>
-    </w:p>
-    <w:p>
-      <w:pPr>
-        <w:shd w:fill="E2EFDA" w:val="clear"/>
-        <w:spacing w:after="100" w:line="264"/>
-      </w:pPr>
-      <w:r>
-        <w:rPr>
-          <w:b/>
-          <w:bCs/>
-          <w:color w:val="375623"/>
-        </w:rPr>
-        <w:t xml:space="preserve">3. </w:t>
-      </w:r>
-      <w:r>
-        <w:rPr>
-          <w:b/>
-          <w:bCs/>
-        </w:rPr>
-        <w:t xml:space="preserve">Long은 한 행이 한 관측치로 세로로 쌓인 형태</w:t>
-      </w:r>
-      <w:r>
-        <w:t xml:space="preserve">, </w:t>
-      </w:r>
-      <w:r>
-        <w:rPr>
-          <w:b/>
-          <w:bCs/>
-        </w:rPr>
-        <w:t xml:space="preserve">Wide는 범주가 열로 가로로 펼쳐진 형태</w:t>
-      </w:r>
-      <w:r>
-        <w:t xml:space="preserve">.</w:t>
-      </w:r>
-    </w:p>
-    <w:p>
-      <w:pPr>
-        <w:shd w:fill="E2EFDA" w:val="clear"/>
-        <w:spacing w:after="100" w:line="264"/>
-      </w:pPr>
-      <w:r>
-        <w:rPr>
-          <w:b/>
-          <w:bCs/>
-          <w:color w:val="375623"/>
-        </w:rPr>
-        <w:t xml:space="preserve">4. </w:t>
-      </w:r>
-      <w:r>
-        <w:rPr>
-          <w:b/>
-          <w:bCs/>
-        </w:rPr>
-        <w:t xml:space="preserve">pivot_table()은 중복 값을 aggfunc로 집계(요약)</w:t>
-      </w:r>
-      <w:r>
-        <w:t xml:space="preserve">하지만, </w:t>
-      </w:r>
-      <w:r>
-        <w:rPr>
-          <w:b/>
-          <w:bCs/>
-        </w:rPr>
-        <w:t xml:space="preserve">pivot()은 중복이 있으면 오류</w:t>
-      </w:r>
-      <w:r>
-        <w:t xml:space="preserve">를 낸다.</w:t>
-      </w:r>
-    </w:p>
-    <w:p>
-      <w:pPr>
-        <w:shd w:fill="E2EFDA" w:val="clear"/>
-        <w:spacing w:after="100" w:line="264"/>
-      </w:pPr>
-      <w:r>
-        <w:rPr>
-          <w:b/>
-          <w:bCs/>
-          <w:color w:val="375623"/>
-        </w:rPr>
-        <w:t xml:space="preserve">5. </w:t>
-      </w:r>
-      <w:r>
-        <w:rPr>
-          <w:b/>
-          <w:bCs/>
-        </w:rPr>
-        <w:t xml:space="preserve">aggfunc="mean"</w:t>
-      </w:r>
-      <w:r>
-        <w:t xml:space="preserve"> 으로 설정한다.</w:t>
-      </w:r>
-    </w:p>
-    <w:p>
-      <w:pPr>
-        <w:shd w:fill="E2EFDA" w:val="clear"/>
-        <w:spacing w:after="100" w:line="264"/>
-      </w:pPr>
-      <w:r>
-        <w:rPr>
-          <w:b/>
-          <w:bCs/>
-          <w:color w:val="375623"/>
-        </w:rPr>
-        <w:t xml:space="preserve">6. </w:t>
-      </w:r>
-      <w:r>
-        <w:rPr>
-          <w:b/>
-          <w:bCs/>
-        </w:rPr>
-        <w:t xml:space="preserve">melt()</w:t>
-      </w:r>
-      <w:r>
-        <w:t xml:space="preserve">.</w:t>
-      </w:r>
-    </w:p>
-    <w:p>
-      <w:pPr>
-        <w:shd w:fill="E2EFDA" w:val="clear"/>
-        <w:spacing w:after="100" w:line="264"/>
-      </w:pPr>
-      <w:r>
-        <w:rPr>
-          <w:b/>
-          <w:bCs/>
-          <w:color w:val="375623"/>
-        </w:rPr>
-        <w:t xml:space="preserve">7. </w:t>
-      </w:r>
-      <w:r>
-        <w:rPr>
-          <w:b/>
-          <w:bCs/>
-        </w:rPr>
-        <w:t xml:space="preserve">id_vars</w:t>
-      </w:r>
-      <w:r>
-        <w:t xml:space="preserve">. (녹일 열은 value_vars)</w:t>
-      </w:r>
-    </w:p>
-    <w:p>
-      <w:pPr>
-        <w:shd w:fill="E2EFDA" w:val="clear"/>
-        <w:spacing w:after="100" w:line="264"/>
-      </w:pPr>
-      <w:r>
-        <w:rPr>
-          <w:b/>
-          <w:bCs/>
-          <w:color w:val="375623"/>
-        </w:rPr>
-        <w:t xml:space="preserve">8. </w:t>
-      </w:r>
-      <w:r>
-        <w:rPr>
-          <w:b/>
-          <w:bCs/>
-        </w:rPr>
-        <w:t xml:space="preserve">axis=0은 세로(행 추가), axis=1은 가로(열 추가)</w:t>
-      </w:r>
-      <w:r>
-        <w:t xml:space="preserve"> 결합.</w:t>
-      </w:r>
-    </w:p>
-    <w:p>
-      <w:pPr>
-        <w:shd w:fill="E2EFDA" w:val="clear"/>
-        <w:spacing w:after="100" w:line="264"/>
-      </w:pPr>
-      <w:r>
-        <w:rPr>
-          <w:b/>
-          <w:bCs/>
-          <w:color w:val="375623"/>
-        </w:rPr>
-        <w:t xml:space="preserve">9. </w:t>
-      </w:r>
-      <w:r>
-        <w:rPr>
-          <w:b/>
-          <w:bCs/>
-        </w:rPr>
-        <w:t xml:space="preserve">ignore_index=True</w:t>
-      </w:r>
-      <w:r>
-        <w:t xml:space="preserve">.</w:t>
-      </w:r>
-    </w:p>
-    <w:p>
-      <w:pPr>
-        <w:shd w:fill="E2EFDA" w:val="clear"/>
-        <w:spacing w:after="100" w:line="264"/>
-      </w:pPr>
-      <w:r>
-        <w:rPr>
-          <w:b/>
-          <w:bCs/>
-          <w:color w:val="375623"/>
-        </w:rPr>
-        <w:t xml:space="preserve">10. </w:t>
-      </w:r>
-      <w:r>
-        <w:rPr>
-          <w:b/>
-          <w:bCs/>
-        </w:rPr>
-        <w:t xml:space="preserve">boxplot</w:t>
-      </w:r>
-      <w:r>
-        <w:t xml:space="preserve"> (분포·사분위·이상치 요약). 밀도까지 보려면 violinplot.</w:t>
-      </w:r>
-    </w:p>
-    <w:p>
-      <w:pPr>
-        <w:spacing w:after="60"/>
-      </w:pPr>
-      <w:r>
-        <w:t xml:space="preserve"/>
-      </w:r>
-    </w:p>
     <w:tbl>
       <w:tblPr>
         <w:tblW w:type="dxa" w:w="9360"/>
